--- a/2026夏令营赛题.docx
+++ b/2026夏令营赛题.docx
@@ -1,6 +1,6 @@
 
 <file path=word/document.xml><?xml version="1.0" encoding="utf-8"?>
-<w:document xmlns:wpc="http://schemas.microsoft.com/office/word/2010/wordprocessingCanvas" xmlns:mc="http://schemas.openxmlformats.org/markup-compatibility/2006" xmlns:o="urn:schemas-microsoft-com:office:office" xmlns:r="http://schemas.openxmlformats.org/officeDocument/2006/relationships" xmlns:m="http://schemas.openxmlformats.org/officeDocument/2006/math" xmlns:v="urn:schemas-microsoft-com:vml" xmlns:wp14="http://schemas.microsoft.com/office/word/2010/wordprocessingDrawing" xmlns:wp="http://schemas.openxmlformats.org/drawingml/2006/wordprocessingDrawing" xmlns:w="http://schemas.openxmlformats.org/wordprocessingml/2006/main" xmlns:w14="http://schemas.microsoft.com/office/word/2010/wordml" xmlns:w10="urn:schemas-microsoft-com:office:word" xmlns:w15="http://schemas.microsoft.com/office/word/2012/wordml" xmlns:wpg="http://schemas.microsoft.com/office/word/2010/wordprocessingGroup" xmlns:wpi="http://schemas.microsoft.com/office/word/2010/wordprocessingInk" xmlns:wne="http://schemas.microsoft.com/office/word/2006/wordml" xmlns:wps="http://schemas.microsoft.com/office/word/2010/wordprocessingShape" xmlns:wpsCustomData="http://www.wps.cn/officeDocument/2013/wpsCustomData" mc:Ignorable="w14 w15 wp14">
+<w:document xmlns:wpc="http://schemas.microsoft.com/office/word/2010/wordprocessingCanvas" xmlns:cx="http://schemas.microsoft.com/office/drawing/2014/chartex" xmlns:cx1="http://schemas.microsoft.com/office/drawing/2015/9/8/chartex" xmlns:cx2="http://schemas.microsoft.com/office/drawing/2015/10/21/chartex" xmlns:cx3="http://schemas.microsoft.com/office/drawing/2016/5/9/chartex" xmlns:cx4="http://schemas.microsoft.com/office/drawing/2016/5/10/chartex" xmlns:cx5="http://schemas.microsoft.com/office/drawing/2016/5/11/chartex" xmlns:cx6="http://schemas.microsoft.com/office/drawing/2016/5/12/chartex" xmlns:cx7="http://schemas.microsoft.com/office/drawing/2016/5/13/chartex" xmlns:cx8="http://schemas.microsoft.com/office/drawing/2016/5/14/chartex" xmlns:mc="http://schemas.openxmlformats.org/markup-compatibility/2006" xmlns:o="urn:schemas-microsoft-com:office:office" xmlns:r="http://schemas.openxmlformats.org/officeDocument/2006/relationships" xmlns:m="http://schemas.openxmlformats.org/officeDocument/2006/math" xmlns:v="urn:schemas-microsoft-com:vml" xmlns:wp14="http://schemas.microsoft.com/office/word/2010/wordprocessingDrawing" xmlns:wp="http://schemas.openxmlformats.org/drawingml/2006/wordprocessingDrawing" xmlns:w="http://schemas.openxmlformats.org/wordprocessingml/2006/main" xmlns:w14="http://schemas.microsoft.com/office/word/2010/wordml" xmlns:w10="urn:schemas-microsoft-com:office:word" xmlns:w15="http://schemas.microsoft.com/office/word/2012/wordml" xmlns:wpg="http://schemas.microsoft.com/office/word/2010/wordprocessingGroup" xmlns:wpi="http://schemas.microsoft.com/office/word/2010/wordprocessingInk" xmlns:wne="http://schemas.microsoft.com/office/word/2006/wordml" xmlns:wps="http://schemas.microsoft.com/office/word/2010/wordprocessingShape" xmlns:wpsCustomData="http://www.wps.cn/officeDocument/2013/wpsCustomData" mc:Ignorable="w14 w15 wp14">
   <w:body>
     <w:p>
       <w:pPr>
@@ -759,8 +759,6 @@
         </w:rPr>
         <w:t>如果抓取错误，需要将机器人置回启动区重试，未取成功的KFS由裁判放回到原本位置。识别与抓取以及在二区的移动均需要实现自动化。</w:t>
       </w:r>
-      <w:bookmarkStart w:id="0" w:name="_GoBack"/>
-      <w:bookmarkEnd w:id="0"/>
     </w:p>
     <w:p>
       <w:pPr>
@@ -1135,6 +1133,40 @@
         </w:rPr>
         <w:t>裁判现场评分更优队伍</w:t>
       </w:r>
+      <w:r>
+        <w:rPr>
+          <w:rFonts w:hint="eastAsia"/>
+          <w:b/>
+          <w:bCs/>
+          <w:lang w:val="en-US" w:eastAsia="zh-CN"/>
+        </w:rPr>
+        <w:br w:type="textWrapping"/>
+      </w:r>
+      <w:r>
+        <w:rPr>
+          <w:rFonts w:hint="eastAsia"/>
+          <w:b/>
+          <w:bCs/>
+          <w:lang w:val="en-US" w:eastAsia="zh-CN"/>
+        </w:rPr>
+        <w:br w:type="textWrapping"/>
+      </w:r>
+      <w:r>
+        <w:rPr>
+          <w:rFonts w:hint="eastAsia"/>
+          <w:b/>
+          <w:bCs/>
+          <w:lang w:val="en-US" w:eastAsia="zh-CN"/>
+        </w:rPr>
+        <w:br w:type="textWrapping"/>
+      </w:r>
+      <w:r>
+        <w:rPr>
+          <w:rFonts w:hint="eastAsia"/>
+          <w:lang w:val="en-US" w:eastAsia="zh-CN"/>
+        </w:rPr>
+        <w:t>规则改动：1.场地：一区与二区会分别增加绿色/白色胶带用于巡线 2.自动化：（1）任务一改为要求全程自动，操作手可以通过重试的方式重制机器人状态或进行任务切换（2）三区边界为自动边界，到达斜坡后可以切换手动操作。3.时间：比赛时间延长至5分钟，未完成任务一可以在150s后开始进行任务二</w:t>
+      </w:r>
     </w:p>
     <w:p>
       <w:pPr>
@@ -1147,7 +1179,8 @@
       </w:pPr>
     </w:p>
     <w:p>
-      <w:pPr/>
+      <w:bookmarkStart w:id="0" w:name="_GoBack"/>
+      <w:bookmarkEnd w:id="0"/>
     </w:p>
     <w:sectPr>
       <w:pgSz w:w="11906" w:h="16838"/>
@@ -1160,7 +1193,7 @@
 </file>
 
 <file path=word/numbering.xml><?xml version="1.0" encoding="utf-8"?>
-<w:numbering xmlns:wpc="http://schemas.microsoft.com/office/word/2010/wordprocessingCanvas" xmlns:mc="http://schemas.openxmlformats.org/markup-compatibility/2006" xmlns:o="urn:schemas-microsoft-com:office:office" xmlns:r="http://schemas.openxmlformats.org/officeDocument/2006/relationships" xmlns:m="http://schemas.openxmlformats.org/officeDocument/2006/math" xmlns:v="urn:schemas-microsoft-com:vml" xmlns:wp14="http://schemas.microsoft.com/office/word/2010/wordprocessingDrawing" xmlns:wp="http://schemas.openxmlformats.org/drawingml/2006/wordprocessingDrawing" xmlns:w10="urn:schemas-microsoft-com:office:word" xmlns:w="http://schemas.openxmlformats.org/wordprocessingml/2006/main" xmlns:w14="http://schemas.microsoft.com/office/word/2010/wordml" xmlns:wpg="http://schemas.microsoft.com/office/word/2010/wordprocessingGroup" xmlns:wpi="http://schemas.microsoft.com/office/word/2010/wordprocessingInk" xmlns:wne="http://schemas.microsoft.com/office/word/2006/wordml" xmlns:wps="http://schemas.microsoft.com/office/word/2010/wordprocessingShape" mc:Ignorable="w14 wp14">
+<w:numbering xmlns:wpc="http://schemas.microsoft.com/office/word/2010/wordprocessingCanvas" xmlns:mc="http://schemas.openxmlformats.org/markup-compatibility/2006" xmlns:o="urn:schemas-microsoft-com:office:office" xmlns:r="http://schemas.openxmlformats.org/officeDocument/2006/relationships" xmlns:m="http://schemas.openxmlformats.org/officeDocument/2006/math" xmlns:v="urn:schemas-microsoft-com:vml" xmlns:wp14="http://schemas.microsoft.com/office/word/2010/wordprocessingDrawing" xmlns:wp="http://schemas.openxmlformats.org/drawingml/2006/wordprocessingDrawing" xmlns:w10="urn:schemas-microsoft-com:office:word" xmlns:w="http://schemas.openxmlformats.org/wordprocessingml/2006/main" xmlns:w14="http://schemas.microsoft.com/office/word/2010/wordml" xmlns:wpg="http://schemas.microsoft.com/office/word/2010/wordprocessingGroup" xmlns:wpi="http://schemas.microsoft.com/office/word/2010/wordprocessingInk" xmlns:wne="http://schemas.microsoft.com/office/word/2006/wordml" xmlns:wps="http://schemas.microsoft.com/office/word/2010/wordprocessingShape" xmlns:wpsCustomData="http://www.wps.cn/officeDocument/2013/wpsCustomData" mc:Ignorable="w14 wp14">
   <w:abstractNum w:abstractNumId="0">
     <w:nsid w:val="25F211AE"/>
     <w:multiLevelType w:val="singleLevel"/>
@@ -1195,13 +1228,14 @@
 </file>
 
 <file path=word/styles.xml><?xml version="1.0" encoding="utf-8"?>
-<w:styles xmlns:mc="http://schemas.openxmlformats.org/markup-compatibility/2006" xmlns:o="urn:schemas-microsoft-com:office:office" xmlns:r="http://schemas.openxmlformats.org/officeDocument/2006/relationships" xmlns:m="http://schemas.openxmlformats.org/officeDocument/2006/math" xmlns:v="urn:schemas-microsoft-com:vml" xmlns:w="http://schemas.openxmlformats.org/wordprocessingml/2006/main" xmlns:w14="http://schemas.microsoft.com/office/word/2010/wordml" xmlns:w10="urn:schemas-microsoft-com:office:word" xmlns:sl="http://schemas.openxmlformats.org/schemaLibrary/2006/main" mc:Ignorable="w14">
+<w:styles xmlns:mc="http://schemas.openxmlformats.org/markup-compatibility/2006" xmlns:o="urn:schemas-microsoft-com:office:office" xmlns:r="http://schemas.openxmlformats.org/officeDocument/2006/relationships" xmlns:m="http://schemas.openxmlformats.org/officeDocument/2006/math" xmlns:v="urn:schemas-microsoft-com:vml" xmlns:w="http://schemas.openxmlformats.org/wordprocessingml/2006/main" xmlns:w14="http://schemas.microsoft.com/office/word/2010/wordml" xmlns:w10="urn:schemas-microsoft-com:office:word" xmlns:sl="http://schemas.openxmlformats.org/schemaLibrary/2006/main" xmlns:wpsCustomData="http://www.wps.cn/officeDocument/2013/wpsCustomData" mc:Ignorable="w14">
   <w:docDefaults>
     <w:rPrDefault>
       <w:rPr>
         <w:rFonts w:ascii="Times New Roman" w:hAnsi="Times New Roman" w:eastAsia="宋体" w:cs="Times New Roman"/>
       </w:rPr>
     </w:rPrDefault>
+    <w:pPrDefault/>
   </w:docDefaults>
   <w:latentStyles w:count="260" w:defQFormat="0" w:defUnhideWhenUsed="1" w:defSemiHidden="1" w:defUIPriority="99" w:defLockedState="0">
     <w:lsdException w:qFormat="1" w:unhideWhenUsed="0" w:uiPriority="0" w:semiHidden="0" w:name="Normal"/>
@@ -1296,7 +1330,7 @@
     <w:lsdException w:unhideWhenUsed="0" w:uiPriority="0" w:semiHidden="0" w:name="Document Map"/>
     <w:lsdException w:unhideWhenUsed="0" w:uiPriority="0" w:semiHidden="0" w:name="Plain Text"/>
     <w:lsdException w:unhideWhenUsed="0" w:uiPriority="0" w:semiHidden="0" w:name="E-mail Signature"/>
-    <w:lsdException w:unhideWhenUsed="0" w:uiPriority="0" w:semiHidden="0" w:name="Normal (Web)"/>
+    <w:lsdException w:qFormat="1" w:unhideWhenUsed="0" w:uiPriority="0" w:semiHidden="0" w:name="Normal (Web)"/>
     <w:lsdException w:unhideWhenUsed="0" w:uiPriority="0" w:semiHidden="0" w:name="HTML Acronym"/>
     <w:lsdException w:unhideWhenUsed="0" w:uiPriority="0" w:semiHidden="0" w:name="HTML Address"/>
     <w:lsdException w:unhideWhenUsed="0" w:uiPriority="0" w:semiHidden="0" w:name="HTML Cite"/>
@@ -1307,7 +1341,7 @@
     <w:lsdException w:unhideWhenUsed="0" w:uiPriority="0" w:semiHidden="0" w:name="HTML Sample"/>
     <w:lsdException w:unhideWhenUsed="0" w:uiPriority="0" w:semiHidden="0" w:name="HTML Typewriter"/>
     <w:lsdException w:unhideWhenUsed="0" w:uiPriority="0" w:semiHidden="0" w:name="HTML Variable"/>
-    <w:lsdException w:unhideWhenUsed="0" w:uiPriority="0" w:name="Normal Table"/>
+    <w:lsdException w:qFormat="1" w:unhideWhenUsed="0" w:uiPriority="0" w:name="Normal Table"/>
     <w:lsdException w:unhideWhenUsed="0" w:uiPriority="0" w:semiHidden="0" w:name="annotation subject"/>
     <w:lsdException w:unhideWhenUsed="0" w:uiPriority="0" w:semiHidden="0" w:name="Table Simple 1"/>
     <w:lsdException w:unhideWhenUsed="0" w:uiPriority="0" w:semiHidden="0" w:name="Table Simple 2"/>
@@ -1511,17 +1545,17 @@
       <w:lang w:val="en-US" w:eastAsia="zh-CN" w:bidi="ar"/>
     </w:rPr>
   </w:style>
-  <w:style w:type="character" w:default="1" w:styleId="5">
+  <w:style w:type="character" w:default="1" w:styleId="6">
     <w:name w:val="Default Paragraph Font"/>
     <w:semiHidden/>
     <w:uiPriority w:val="0"/>
   </w:style>
-  <w:style w:type="table" w:default="1" w:styleId="6">
+  <w:style w:type="table" w:default="1" w:styleId="5">
     <w:name w:val="Normal Table"/>
     <w:semiHidden/>
+    <w:qFormat/>
     <w:uiPriority w:val="0"/>
     <w:tblPr>
-      <w:tblLayout w:type="fixed"/>
       <w:tblCellMar>
         <w:top w:w="0" w:type="dxa"/>
         <w:left w:w="108" w:type="dxa"/>
@@ -1533,6 +1567,7 @@
   <w:style w:type="paragraph" w:styleId="4">
     <w:name w:val="Normal (Web)"/>
     <w:basedOn w:val="1"/>
+    <w:qFormat/>
     <w:uiPriority w:val="0"/>
     <w:rPr>
       <w:sz w:val="24"/>
@@ -1785,22 +1820,5 @@
     </a:fmtScheme>
   </a:themeElements>
   <a:objectDefaults/>
-  <a:extraClrSchemeLst/>
 </a:theme>
-</file>
-
-<file path=customXml/item1.xml><?xml version="1.0" encoding="utf-8"?>
-<s:customData xmlns="http://www.wps.cn/officeDocument/2013/wpsCustomData" xmlns:s="http://www.wps.cn/officeDocument/2013/wpsCustomData">
-  <customSectProps>
-    <customSectPr/>
-  </customSectProps>
-</s:customData>
-</file>
-
-<file path=customXml/itemProps1.xml><?xml version="1.0" encoding="utf-8"?>
-<ds:datastoreItem xmlns:ds="http://schemas.openxmlformats.org/officeDocument/2006/customXml" ds:itemID="{B1977F7D-205B-4081-913C-38D41E755F92}">
-  <ds:schemaRefs>
-    <ds:schemaRef ds:uri="http://www.wps.cn/officeDocument/2013/wpsCustomData"/>
-  </ds:schemaRefs>
-</ds:datastoreItem>
 </file>